--- a/backend/modelos/termo.docx
+++ b/backend/modelos/termo.docx
@@ -105,7 +105,7 @@
       <w:r/>
       <w:proofErr w:type="spellEnd"/>
       <w:r>
-        <w:t xml:space="preserve">, pessoa jurídica de direito privado, inscrita no </w:t>
+        <w:t xml:space="preserve">, {{tipo_pessoa}}, inscrita no </w:t>
       </w:r>
       <w:r>
         <w:t xml:space="preserve">CPF </w:t>
